--- a/docs/quarto/reports/etapa1.docx
+++ b/docs/quarto/reports/etapa1.docx
@@ -169,7 +169,7 @@
         <w:rPr>
           <w:rStyle w:val="VerbatimChar"/>
         </w:rPr>
-        <w:t xml:space="preserve">here() starts at C:/Users/usuario/Downloads/GitHub/MA1001B</w:t>
+        <w:t xml:space="preserve">here() starts at /Users/emmahuerta/Documents/GitHub/MA1001B</w:t>
       </w:r>
     </w:p>
     <w:p>
@@ -4362,7 +4362,7 @@
         <w:rPr>
           <w:rStyle w:val="VerbatimChar"/>
         </w:rPr>
-        <w:t xml:space="preserve"> Median :1.000   Median : 16765   Median :1.000   Median :3.000  </w:t>
+        <w:t xml:space="preserve"> Median :1.000   Median : 16764   Median :1.000   Median :3.000  </w:t>
       </w:r>
       <w:r>
         <w:br/>
@@ -5963,9 +5963,21 @@
         <w:t xml:space="preserve">Se verifica que ya no hay datos perdidos en mi data set de interés.</w:t>
       </w:r>
     </w:p>
+    <w:p>
+      <w:pPr>
+        <w:pStyle w:val="BodyText"/>
+      </w:pPr>
+      <w:r>
+        <w:t xml:space="preserve">prueba</w:t>
+      </w:r>
+    </w:p>
     <w:bookmarkEnd w:id="24"/>
     <w:bookmarkEnd w:id="25"/>
-    <w:sectPr/>
+    <w:sectPr>
+      <w:footnotePr>
+        <w:numRestart w:val="eachSect"/>
+      </w:footnotePr>
+    </w:sectPr>
   </w:body>
 </w:document>
 </file>
@@ -6137,8 +6149,6 @@
     </w:pPr>
     <w:rPr>
       <w:rFonts w:asciiTheme="majorHAnsi" w:cstheme="majorBidi" w:eastAsiaTheme="majorEastAsia" w:hAnsiTheme="majorHAnsi"/>
-      <w:spacing w:val="-10"/>
-      <w:kern w:val="28"/>
       <w:sz w:val="56"/>
       <w:szCs w:val="56"/>
     </w:rPr>
@@ -6151,8 +6161,6 @@
     <w:rsid w:val="00A10FD9"/>
     <w:rPr>
       <w:rFonts w:asciiTheme="majorHAnsi" w:cstheme="majorBidi" w:eastAsiaTheme="majorEastAsia" w:hAnsiTheme="majorHAnsi"/>
-      <w:spacing w:val="-10"/>
-      <w:kern w:val="28"/>
       <w:sz w:val="56"/>
       <w:szCs w:val="56"/>
     </w:rPr>
@@ -6193,23 +6201,31 @@
   </w:style>
   <w:style w:customStyle="1" w:styleId="Author" w:type="paragraph">
     <w:name w:val="Author"/>
+    <w:basedOn w:val="Title"/>
     <w:next w:val="BodyText"/>
     <w:qFormat/>
     <w:pPr>
       <w:keepNext/>
       <w:keepLines/>
-      <w:jc w:val="center"/>
     </w:pPr>
+    <w:rPr>
+      <w:sz w:val="24"/>
+      <w:szCs w:val="24"/>
+    </w:rPr>
   </w:style>
   <w:style w:styleId="Date" w:type="paragraph">
     <w:name w:val="Date"/>
+    <w:basedOn w:val="Title"/>
     <w:next w:val="BodyText"/>
     <w:qFormat/>
     <w:pPr>
       <w:keepNext/>
       <w:keepLines/>
-      <w:jc w:val="center"/>
     </w:pPr>
+    <w:rPr>
+      <w:sz w:val="24"/>
+      <w:szCs w:val="24"/>
+    </w:rPr>
   </w:style>
   <w:style w:customStyle="1" w:styleId="AbstractTitle" w:type="paragraph">
     <w:name w:val="Abstract Title"/>

--- a/docs/quarto/reports/etapa1.docx
+++ b/docs/quarto/reports/etapa1.docx
@@ -23,7 +23,7 @@
         <w:pStyle w:val="Date"/>
       </w:pPr>
       <w:r>
-        <w:t xml:space="preserve">2025-09-26</w:t>
+        <w:t xml:space="preserve">2025-09-30</w:t>
       </w:r>
     </w:p>
     <w:bookmarkStart w:id="22" w:name="exploración-de-la-base-de-datos"/>

--- a/docs/quarto/reports/etapa1.docx
+++ b/docs/quarto/reports/etapa1.docx
@@ -37,19 +37,10 @@
     </w:p>
     <w:p>
       <w:pPr>
-        <w:pStyle w:val="SourceCode"/>
+        <w:pStyle w:val="FirstParagraph"/>
       </w:pPr>
       <w:r>
-        <w:rPr>
-          <w:rStyle w:val="FunctionTok"/>
-        </w:rPr>
-        <w:t xml:space="preserve">library</w:t>
-      </w:r>
-      <w:r>
-        <w:rPr>
-          <w:rStyle w:val="NormalTok"/>
-        </w:rPr>
-        <w:t xml:space="preserve">(tidyverse)</w:t>
+        <w:t xml:space="preserve">Prueba</w:t>
       </w:r>
     </w:p>
     <w:p>
@@ -58,90 +49,15 @@
       </w:pPr>
       <w:r>
         <w:rPr>
-          <w:rStyle w:val="VerbatimChar"/>
-        </w:rPr>
-        <w:t xml:space="preserve">── Attaching core tidyverse packages ──────────────────────── tidyverse 2.0.0 ──</w:t>
-      </w:r>
-      <w:r>
-        <w:br/>
-      </w:r>
-      <w:r>
-        <w:rPr>
-          <w:rStyle w:val="VerbatimChar"/>
-        </w:rPr>
-        <w:t xml:space="preserve">✔ dplyr     1.1.4     ✔ readr     2.1.5</w:t>
-      </w:r>
-      <w:r>
-        <w:br/>
-      </w:r>
-      <w:r>
-        <w:rPr>
-          <w:rStyle w:val="VerbatimChar"/>
-        </w:rPr>
-        <w:t xml:space="preserve">✔ forcats   1.0.1     ✔ stringr   1.5.2</w:t>
-      </w:r>
-      <w:r>
-        <w:br/>
-      </w:r>
-      <w:r>
-        <w:rPr>
-          <w:rStyle w:val="VerbatimChar"/>
-        </w:rPr>
-        <w:t xml:space="preserve">✔ ggplot2   4.0.0     ✔ tibble    3.3.0</w:t>
-      </w:r>
-      <w:r>
-        <w:br/>
-      </w:r>
-      <w:r>
-        <w:rPr>
-          <w:rStyle w:val="VerbatimChar"/>
-        </w:rPr>
-        <w:t xml:space="preserve">✔ lubridate 1.9.4     ✔ tidyr     1.3.1</w:t>
-      </w:r>
-      <w:r>
-        <w:br/>
-      </w:r>
-      <w:r>
-        <w:rPr>
-          <w:rStyle w:val="VerbatimChar"/>
-        </w:rPr>
-        <w:t xml:space="preserve">✔ purrr     1.1.0     </w:t>
-      </w:r>
-      <w:r>
-        <w:br/>
-      </w:r>
-      <w:r>
-        <w:rPr>
-          <w:rStyle w:val="VerbatimChar"/>
-        </w:rPr>
-        <w:t xml:space="preserve">── Conflicts ────────────────────────────────────────── tidyverse_conflicts() ──</w:t>
-      </w:r>
-      <w:r>
-        <w:br/>
-      </w:r>
-      <w:r>
-        <w:rPr>
-          <w:rStyle w:val="VerbatimChar"/>
-        </w:rPr>
-        <w:t xml:space="preserve">✖ dplyr::filter() masks stats::filter()</w:t>
-      </w:r>
-      <w:r>
-        <w:br/>
-      </w:r>
-      <w:r>
-        <w:rPr>
-          <w:rStyle w:val="VerbatimChar"/>
-        </w:rPr>
-        <w:t xml:space="preserve">✖ dplyr::lag()    masks stats::lag()</w:t>
-      </w:r>
-      <w:r>
-        <w:br/>
-      </w:r>
-      <w:r>
-        <w:rPr>
-          <w:rStyle w:val="VerbatimChar"/>
-        </w:rPr>
-        <w:t xml:space="preserve">ℹ Use the conflicted package (&lt;http://conflicted.r-lib.org/&gt;) to force all conflicts to become errors</w:t>
+          <w:rStyle w:val="FunctionTok"/>
+        </w:rPr>
+        <w:t xml:space="preserve">library</w:t>
+      </w:r>
+      <w:r>
+        <w:rPr>
+          <w:rStyle w:val="NormalTok"/>
+        </w:rPr>
+        <w:t xml:space="preserve">(tidyverse)</w:t>
       </w:r>
     </w:p>
     <w:p>
@@ -150,15 +66,90 @@
       </w:pPr>
       <w:r>
         <w:rPr>
-          <w:rStyle w:val="FunctionTok"/>
-        </w:rPr>
-        <w:t xml:space="preserve">library</w:t>
-      </w:r>
-      <w:r>
-        <w:rPr>
-          <w:rStyle w:val="NormalTok"/>
-        </w:rPr>
-        <w:t xml:space="preserve">(here)</w:t>
+          <w:rStyle w:val="VerbatimChar"/>
+        </w:rPr>
+        <w:t xml:space="preserve">── Attaching core tidyverse packages ──────────────────────── tidyverse 2.0.0 ──</w:t>
+      </w:r>
+      <w:r>
+        <w:br/>
+      </w:r>
+      <w:r>
+        <w:rPr>
+          <w:rStyle w:val="VerbatimChar"/>
+        </w:rPr>
+        <w:t xml:space="preserve">✔ dplyr     1.1.4     ✔ readr     2.1.5</w:t>
+      </w:r>
+      <w:r>
+        <w:br/>
+      </w:r>
+      <w:r>
+        <w:rPr>
+          <w:rStyle w:val="VerbatimChar"/>
+        </w:rPr>
+        <w:t xml:space="preserve">✔ forcats   1.0.1     ✔ stringr   1.5.2</w:t>
+      </w:r>
+      <w:r>
+        <w:br/>
+      </w:r>
+      <w:r>
+        <w:rPr>
+          <w:rStyle w:val="VerbatimChar"/>
+        </w:rPr>
+        <w:t xml:space="preserve">✔ ggplot2   4.0.0     ✔ tibble    3.3.0</w:t>
+      </w:r>
+      <w:r>
+        <w:br/>
+      </w:r>
+      <w:r>
+        <w:rPr>
+          <w:rStyle w:val="VerbatimChar"/>
+        </w:rPr>
+        <w:t xml:space="preserve">✔ lubridate 1.9.4     ✔ tidyr     1.3.1</w:t>
+      </w:r>
+      <w:r>
+        <w:br/>
+      </w:r>
+      <w:r>
+        <w:rPr>
+          <w:rStyle w:val="VerbatimChar"/>
+        </w:rPr>
+        <w:t xml:space="preserve">✔ purrr     1.1.0     </w:t>
+      </w:r>
+      <w:r>
+        <w:br/>
+      </w:r>
+      <w:r>
+        <w:rPr>
+          <w:rStyle w:val="VerbatimChar"/>
+        </w:rPr>
+        <w:t xml:space="preserve">── Conflicts ────────────────────────────────────────── tidyverse_conflicts() ──</w:t>
+      </w:r>
+      <w:r>
+        <w:br/>
+      </w:r>
+      <w:r>
+        <w:rPr>
+          <w:rStyle w:val="VerbatimChar"/>
+        </w:rPr>
+        <w:t xml:space="preserve">✖ dplyr::filter() masks stats::filter()</w:t>
+      </w:r>
+      <w:r>
+        <w:br/>
+      </w:r>
+      <w:r>
+        <w:rPr>
+          <w:rStyle w:val="VerbatimChar"/>
+        </w:rPr>
+        <w:t xml:space="preserve">✖ dplyr::lag()    masks stats::lag()</w:t>
+      </w:r>
+      <w:r>
+        <w:br/>
+      </w:r>
+      <w:r>
+        <w:rPr>
+          <w:rStyle w:val="VerbatimChar"/>
+        </w:rPr>
+        <w:t xml:space="preserve">ℹ Use the conflicted package (&lt;http://conflicted.r-lib.org/&gt;) to force all conflicts to become errors</w:t>
       </w:r>
     </w:p>
     <w:p>
@@ -167,9 +158,26 @@
       </w:pPr>
       <w:r>
         <w:rPr>
-          <w:rStyle w:val="VerbatimChar"/>
-        </w:rPr>
-        <w:t xml:space="preserve">here() starts at /Users/emmahuerta/Documents/GitHub/MA1001B</w:t>
+          <w:rStyle w:val="FunctionTok"/>
+        </w:rPr>
+        <w:t xml:space="preserve">library</w:t>
+      </w:r>
+      <w:r>
+        <w:rPr>
+          <w:rStyle w:val="NormalTok"/>
+        </w:rPr>
+        <w:t xml:space="preserve">(here)</w:t>
+      </w:r>
+    </w:p>
+    <w:p>
+      <w:pPr>
+        <w:pStyle w:val="SourceCode"/>
+      </w:pPr>
+      <w:r>
+        <w:rPr>
+          <w:rStyle w:val="VerbatimChar"/>
+        </w:rPr>
+        <w:t xml:space="preserve">here() starts at C:/Users/maria/Documents/GitHub/MA1001B</w:t>
       </w:r>
     </w:p>
     <w:p>
@@ -4362,7 +4370,7 @@
         <w:rPr>
           <w:rStyle w:val="VerbatimChar"/>
         </w:rPr>
-        <w:t xml:space="preserve"> Median :1.000   Median : 16764   Median :1.000   Median :3.000  </w:t>
+        <w:t xml:space="preserve"> Median :1.000   Median : 16765   Median :1.000   Median :3.000  </w:t>
       </w:r>
       <w:r>
         <w:br/>

--- a/docs/quarto/reports/etapa1.docx
+++ b/docs/quarto/reports/etapa1.docx
@@ -49,15 +49,99 @@
       </w:pPr>
       <w:r>
         <w:rPr>
-          <w:rStyle w:val="FunctionTok"/>
-        </w:rPr>
-        <w:t xml:space="preserve">library</w:t>
-      </w:r>
-      <w:r>
-        <w:rPr>
-          <w:rStyle w:val="NormalTok"/>
-        </w:rPr>
-        <w:t xml:space="preserve">(tidyverse)</w:t>
+          <w:rStyle w:val="VerbatimChar"/>
+        </w:rPr>
+        <w:t xml:space="preserve">── Attaching core tidyverse packages ──────────────────────── tidyverse 2.0.0 ──</w:t>
+      </w:r>
+      <w:r>
+        <w:br/>
+      </w:r>
+      <w:r>
+        <w:rPr>
+          <w:rStyle w:val="VerbatimChar"/>
+        </w:rPr>
+        <w:t xml:space="preserve">✔ dplyr     1.1.4     ✔ readr     2.1.5</w:t>
+      </w:r>
+      <w:r>
+        <w:br/>
+      </w:r>
+      <w:r>
+        <w:rPr>
+          <w:rStyle w:val="VerbatimChar"/>
+        </w:rPr>
+        <w:t xml:space="preserve">✔ forcats   1.0.1     ✔ stringr   1.5.2</w:t>
+      </w:r>
+      <w:r>
+        <w:br/>
+      </w:r>
+      <w:r>
+        <w:rPr>
+          <w:rStyle w:val="VerbatimChar"/>
+        </w:rPr>
+        <w:t xml:space="preserve">✔ ggplot2   4.0.0     ✔ tibble    3.3.0</w:t>
+      </w:r>
+      <w:r>
+        <w:br/>
+      </w:r>
+      <w:r>
+        <w:rPr>
+          <w:rStyle w:val="VerbatimChar"/>
+        </w:rPr>
+        <w:t xml:space="preserve">✔ lubridate 1.9.4     ✔ tidyr     1.3.1</w:t>
+      </w:r>
+      <w:r>
+        <w:br/>
+      </w:r>
+      <w:r>
+        <w:rPr>
+          <w:rStyle w:val="VerbatimChar"/>
+        </w:rPr>
+        <w:t xml:space="preserve">✔ purrr     1.1.0     </w:t>
+      </w:r>
+      <w:r>
+        <w:br/>
+      </w:r>
+      <w:r>
+        <w:rPr>
+          <w:rStyle w:val="VerbatimChar"/>
+        </w:rPr>
+        <w:t xml:space="preserve">── Conflicts ────────────────────────────────────────── tidyverse_conflicts() ──</w:t>
+      </w:r>
+      <w:r>
+        <w:br/>
+      </w:r>
+      <w:r>
+        <w:rPr>
+          <w:rStyle w:val="VerbatimChar"/>
+        </w:rPr>
+        <w:t xml:space="preserve">✖ dplyr::filter() masks stats::filter()</w:t>
+      </w:r>
+      <w:r>
+        <w:br/>
+      </w:r>
+      <w:r>
+        <w:rPr>
+          <w:rStyle w:val="VerbatimChar"/>
+        </w:rPr>
+        <w:t xml:space="preserve">✖ dplyr::lag()    masks stats::lag()</w:t>
+      </w:r>
+      <w:r>
+        <w:br/>
+      </w:r>
+      <w:r>
+        <w:rPr>
+          <w:rStyle w:val="VerbatimChar"/>
+        </w:rPr>
+        <w:t xml:space="preserve">ℹ Use the conflicted package (&lt;http://conflicted.r-lib.org/&gt;) to force all conflicts to become errors</w:t>
+      </w:r>
+      <w:r>
+        <w:br/>
+      </w:r>
+      <w:r>
+        <w:rPr>
+          <w:rStyle w:val="VerbatimChar"/>
+        </w:rPr>
+        <w:t xml:space="preserve">here() starts at /Users/emmahuerta/Documents/GitHub/MA1001B</w:t>
       </w:r>
     </w:p>
     <w:p>
@@ -68,88 +152,34 @@
         <w:rPr>
           <w:rStyle w:val="VerbatimChar"/>
         </w:rPr>
-        <w:t xml:space="preserve">── Attaching core tidyverse packages ──────────────────────── tidyverse 2.0.0 ──</w:t>
-      </w:r>
-      <w:r>
-        <w:br/>
-      </w:r>
-      <w:r>
-        <w:rPr>
-          <w:rStyle w:val="VerbatimChar"/>
-        </w:rPr>
-        <w:t xml:space="preserve">✔ dplyr     1.1.4     ✔ readr     2.1.5</w:t>
-      </w:r>
-      <w:r>
-        <w:br/>
-      </w:r>
-      <w:r>
-        <w:rPr>
-          <w:rStyle w:val="VerbatimChar"/>
-        </w:rPr>
-        <w:t xml:space="preserve">✔ forcats   1.0.1     ✔ stringr   1.5.2</w:t>
-      </w:r>
-      <w:r>
-        <w:br/>
-      </w:r>
-      <w:r>
-        <w:rPr>
-          <w:rStyle w:val="VerbatimChar"/>
-        </w:rPr>
-        <w:t xml:space="preserve">✔ ggplot2   4.0.0     ✔ tibble    3.3.0</w:t>
-      </w:r>
-      <w:r>
-        <w:br/>
-      </w:r>
-      <w:r>
-        <w:rPr>
-          <w:rStyle w:val="VerbatimChar"/>
-        </w:rPr>
-        <w:t xml:space="preserve">✔ lubridate 1.9.4     ✔ tidyr     1.3.1</w:t>
-      </w:r>
-      <w:r>
-        <w:br/>
-      </w:r>
-      <w:r>
-        <w:rPr>
-          <w:rStyle w:val="VerbatimChar"/>
-        </w:rPr>
-        <w:t xml:space="preserve">✔ purrr     1.1.0     </w:t>
-      </w:r>
-      <w:r>
-        <w:br/>
-      </w:r>
-      <w:r>
-        <w:rPr>
-          <w:rStyle w:val="VerbatimChar"/>
-        </w:rPr>
-        <w:t xml:space="preserve">── Conflicts ────────────────────────────────────────── tidyverse_conflicts() ──</w:t>
-      </w:r>
-      <w:r>
-        <w:br/>
-      </w:r>
-      <w:r>
-        <w:rPr>
-          <w:rStyle w:val="VerbatimChar"/>
-        </w:rPr>
-        <w:t xml:space="preserve">✖ dplyr::filter() masks stats::filter()</w:t>
-      </w:r>
-      <w:r>
-        <w:br/>
-      </w:r>
-      <w:r>
-        <w:rPr>
-          <w:rStyle w:val="VerbatimChar"/>
-        </w:rPr>
-        <w:t xml:space="preserve">✖ dplyr::lag()    masks stats::lag()</w:t>
-      </w:r>
-      <w:r>
-        <w:br/>
-      </w:r>
-      <w:r>
-        <w:rPr>
-          <w:rStyle w:val="VerbatimChar"/>
-        </w:rPr>
-        <w:t xml:space="preserve">ℹ Use the conflicted package (&lt;http://conflicted.r-lib.org/&gt;) to force all conflicts to become errors</w:t>
+        <w:t xml:space="preserve">Warning: One or more parsing issues, call `problems()` on your data frame for details,</w:t>
+      </w:r>
+      <w:r>
+        <w:br/>
+      </w:r>
+      <w:r>
+        <w:rPr>
+          <w:rStyle w:val="VerbatimChar"/>
+        </w:rPr>
+        <w:t xml:space="preserve">e.g.:</w:t>
+      </w:r>
+      <w:r>
+        <w:br/>
+      </w:r>
+      <w:r>
+        <w:rPr>
+          <w:rStyle w:val="VerbatimChar"/>
+        </w:rPr>
+        <w:t xml:space="preserve">  dat &lt;- vroom(...)</w:t>
+      </w:r>
+      <w:r>
+        <w:br/>
+      </w:r>
+      <w:r>
+        <w:rPr>
+          <w:rStyle w:val="VerbatimChar"/>
+        </w:rPr>
+        <w:t xml:space="preserve">  problems(dat)</w:t>
       </w:r>
     </w:p>
     <w:p>
@@ -158,15 +188,75 @@
       </w:pPr>
       <w:r>
         <w:rPr>
-          <w:rStyle w:val="FunctionTok"/>
-        </w:rPr>
-        <w:t xml:space="preserve">library</w:t>
-      </w:r>
-      <w:r>
-        <w:rPr>
-          <w:rStyle w:val="NormalTok"/>
-        </w:rPr>
-        <w:t xml:space="preserve">(here)</w:t>
+          <w:rStyle w:val="VerbatimChar"/>
+        </w:rPr>
+        <w:t xml:space="preserve">Rows: 1980 Columns: 108</w:t>
+      </w:r>
+      <w:r>
+        <w:br/>
+      </w:r>
+      <w:r>
+        <w:rPr>
+          <w:rStyle w:val="VerbatimChar"/>
+        </w:rPr>
+        <w:t xml:space="preserve">── Column specification ────────────────────────────────────────────────────────</w:t>
+      </w:r>
+      <w:r>
+        <w:br/>
+      </w:r>
+      <w:r>
+        <w:rPr>
+          <w:rStyle w:val="VerbatimChar"/>
+        </w:rPr>
+        <w:t xml:space="preserve">Delimiter: ","</w:t>
+      </w:r>
+      <w:r>
+        <w:br/>
+      </w:r>
+      <w:r>
+        <w:rPr>
+          <w:rStyle w:val="VerbatimChar"/>
+        </w:rPr>
+        <w:t xml:space="preserve">chr (15): cd, periodo, folio, entidad, n_ren_ele, p5_6esp, p9_5esp, p12_9esp...</w:t>
+      </w:r>
+      <w:r>
+        <w:br/>
+      </w:r>
+      <w:r>
+        <w:rPr>
+          <w:rStyle w:val="VerbatimChar"/>
+        </w:rPr>
+        <w:t xml:space="preserve">dbl (91): control, viv_sel, num_hog, hog_mud, p1, p2, p3_1, p3_2, p3_3, p3_4...</w:t>
+      </w:r>
+      <w:r>
+        <w:br/>
+      </w:r>
+      <w:r>
+        <w:rPr>
+          <w:rStyle w:val="VerbatimChar"/>
+        </w:rPr>
+        <w:t xml:space="preserve">lgl  (2): p6_6esp, p11_6esp</w:t>
+      </w:r>
+      <w:r>
+        <w:br/>
+      </w:r>
+      <w:r>
+        <w:br/>
+      </w:r>
+      <w:r>
+        <w:rPr>
+          <w:rStyle w:val="VerbatimChar"/>
+        </w:rPr>
+        <w:t xml:space="preserve">ℹ Use `spec()` to retrieve the full column specification for this data.</w:t>
+      </w:r>
+      <w:r>
+        <w:br/>
+      </w:r>
+      <w:r>
+        <w:rPr>
+          <w:rStyle w:val="VerbatimChar"/>
+        </w:rPr>
+        <w:t xml:space="preserve">ℹ Specify the column types or set `show_col_types = FALSE` to quiet this message.</w:t>
       </w:r>
     </w:p>
     <w:p>
@@ -177,7 +267,34 @@
         <w:rPr>
           <w:rStyle w:val="VerbatimChar"/>
         </w:rPr>
-        <w:t xml:space="preserve">here() starts at C:/Users/maria/Documents/GitHub/MA1001B</w:t>
+        <w:t xml:space="preserve">Warning: One or more parsing issues, call `problems()` on your data frame for details,</w:t>
+      </w:r>
+      <w:r>
+        <w:br/>
+      </w:r>
+      <w:r>
+        <w:rPr>
+          <w:rStyle w:val="VerbatimChar"/>
+        </w:rPr>
+        <w:t xml:space="preserve">e.g.:</w:t>
+      </w:r>
+      <w:r>
+        <w:br/>
+      </w:r>
+      <w:r>
+        <w:rPr>
+          <w:rStyle w:val="VerbatimChar"/>
+        </w:rPr>
+        <w:t xml:space="preserve">  dat &lt;- vroom(...)</w:t>
+      </w:r>
+      <w:r>
+        <w:br/>
+      </w:r>
+      <w:r>
+        <w:rPr>
+          <w:rStyle w:val="VerbatimChar"/>
+        </w:rPr>
+        <w:t xml:space="preserve">  problems(dat)</w:t>
       </w:r>
     </w:p>
     <w:p>
@@ -186,118 +303,9 @@
       </w:pPr>
       <w:r>
         <w:rPr>
-          <w:rStyle w:val="NormalTok"/>
-        </w:rPr>
-        <w:t xml:space="preserve">M19 </w:t>
-      </w:r>
-      <w:r>
-        <w:rPr>
-          <w:rStyle w:val="OtherTok"/>
-        </w:rPr>
-        <w:t xml:space="preserve">&lt;-</w:t>
-      </w:r>
-      <w:r>
-        <w:rPr>
-          <w:rStyle w:val="NormalTok"/>
-        </w:rPr>
-        <w:t xml:space="preserve"> </w:t>
-      </w:r>
-      <w:r>
-        <w:rPr>
-          <w:rStyle w:val="FunctionTok"/>
-        </w:rPr>
-        <w:t xml:space="preserve">read_csv</w:t>
-      </w:r>
-      <w:r>
-        <w:rPr>
-          <w:rStyle w:val="NormalTok"/>
-        </w:rPr>
-        <w:t xml:space="preserve">(</w:t>
-      </w:r>
-      <w:r>
-        <w:rPr>
-          <w:rStyle w:val="FunctionTok"/>
-        </w:rPr>
-        <w:t xml:space="preserve">here</w:t>
-      </w:r>
-      <w:r>
-        <w:rPr>
-          <w:rStyle w:val="NormalTok"/>
-        </w:rPr>
-        <w:t xml:space="preserve">(</w:t>
-      </w:r>
-      <w:r>
-        <w:rPr>
-          <w:rStyle w:val="StringTok"/>
-        </w:rPr>
-        <w:t xml:space="preserve">"data"</w:t>
-      </w:r>
-      <w:r>
-        <w:rPr>
-          <w:rStyle w:val="NormalTok"/>
-        </w:rPr>
-        <w:t xml:space="preserve">, </w:t>
-      </w:r>
-      <w:r>
-        <w:rPr>
-          <w:rStyle w:val="StringTok"/>
-        </w:rPr>
-        <w:t xml:space="preserve">"Datos_molec_2019.csv"</w:t>
-      </w:r>
-      <w:r>
-        <w:rPr>
-          <w:rStyle w:val="NormalTok"/>
-        </w:rPr>
-        <w:t xml:space="preserve">))</w:t>
-      </w:r>
-    </w:p>
-    <w:p>
-      <w:pPr>
-        <w:pStyle w:val="SourceCode"/>
-      </w:pPr>
-      <w:r>
-        <w:rPr>
-          <w:rStyle w:val="VerbatimChar"/>
-        </w:rPr>
-        <w:t xml:space="preserve">Warning: One or more parsing issues, call `problems()` on your data frame for details,</w:t>
-      </w:r>
-      <w:r>
-        <w:br/>
-      </w:r>
-      <w:r>
-        <w:rPr>
-          <w:rStyle w:val="VerbatimChar"/>
-        </w:rPr>
-        <w:t xml:space="preserve">e.g.:</w:t>
-      </w:r>
-      <w:r>
-        <w:br/>
-      </w:r>
-      <w:r>
-        <w:rPr>
-          <w:rStyle w:val="VerbatimChar"/>
-        </w:rPr>
-        <w:t xml:space="preserve">  dat &lt;- vroom(...)</w:t>
-      </w:r>
-      <w:r>
-        <w:br/>
-      </w:r>
-      <w:r>
-        <w:rPr>
-          <w:rStyle w:val="VerbatimChar"/>
-        </w:rPr>
-        <w:t xml:space="preserve">  problems(dat)</w:t>
-      </w:r>
-    </w:p>
-    <w:p>
-      <w:pPr>
-        <w:pStyle w:val="SourceCode"/>
-      </w:pPr>
-      <w:r>
-        <w:rPr>
-          <w:rStyle w:val="VerbatimChar"/>
-        </w:rPr>
-        <w:t xml:space="preserve">Rows: 1980 Columns: 108</w:t>
+          <w:rStyle w:val="VerbatimChar"/>
+        </w:rPr>
+        <w:t xml:space="preserve">Rows: 2010 Columns: 108</w:t>
       </w:r>
       <w:r>
         <w:br/>
@@ -324,25 +332,25 @@
         <w:rPr>
           <w:rStyle w:val="VerbatimChar"/>
         </w:rPr>
-        <w:t xml:space="preserve">chr (15): cd, periodo, folio, entidad, n_ren_ele, p5_6esp, p9_5esp, p12_9esp...</w:t>
-      </w:r>
-      <w:r>
-        <w:br/>
-      </w:r>
-      <w:r>
-        <w:rPr>
-          <w:rStyle w:val="VerbatimChar"/>
-        </w:rPr>
-        <w:t xml:space="preserve">dbl (91): control, viv_sel, num_hog, hog_mud, p1, p2, p3_1, p3_2, p3_3, p3_4...</w:t>
-      </w:r>
-      <w:r>
-        <w:br/>
-      </w:r>
-      <w:r>
-        <w:rPr>
-          <w:rStyle w:val="VerbatimChar"/>
-        </w:rPr>
-        <w:t xml:space="preserve">lgl  (2): p6_6esp, p11_6esp</w:t>
+        <w:t xml:space="preserve">chr (11): folio, p5_6esp, p6_6esp, p11_6esp, p12_9esp, p15_5esp, p17_6esp, p...</w:t>
+      </w:r>
+      <w:r>
+        <w:br/>
+      </w:r>
+      <w:r>
+        <w:rPr>
+          <w:rStyle w:val="VerbatimChar"/>
+        </w:rPr>
+        <w:t xml:space="preserve">dbl (96): entidad, control, viv_sel, num_hog, hog_mud, n_ren_el, cd, periodo...</w:t>
+      </w:r>
+      <w:r>
+        <w:br/>
+      </w:r>
+      <w:r>
+        <w:rPr>
+          <w:rStyle w:val="VerbatimChar"/>
+        </w:rPr>
+        <w:t xml:space="preserve">lgl  (1): p9_5esp</w:t>
       </w:r>
       <w:r>
         <w:br/>
@@ -364,209 +372,6 @@
           <w:rStyle w:val="VerbatimChar"/>
         </w:rPr>
         <w:t xml:space="preserve">ℹ Specify the column types or set `show_col_types = FALSE` to quiet this message.</w:t>
-      </w:r>
-    </w:p>
-    <w:p>
-      <w:pPr>
-        <w:pStyle w:val="SourceCode"/>
-      </w:pPr>
-      <w:r>
-        <w:rPr>
-          <w:rStyle w:val="NormalTok"/>
-        </w:rPr>
-        <w:t xml:space="preserve">M20 </w:t>
-      </w:r>
-      <w:r>
-        <w:rPr>
-          <w:rStyle w:val="OtherTok"/>
-        </w:rPr>
-        <w:t xml:space="preserve">&lt;-</w:t>
-      </w:r>
-      <w:r>
-        <w:rPr>
-          <w:rStyle w:val="NormalTok"/>
-        </w:rPr>
-        <w:t xml:space="preserve"> </w:t>
-      </w:r>
-      <w:r>
-        <w:rPr>
-          <w:rStyle w:val="FunctionTok"/>
-        </w:rPr>
-        <w:t xml:space="preserve">read_csv</w:t>
-      </w:r>
-      <w:r>
-        <w:rPr>
-          <w:rStyle w:val="NormalTok"/>
-        </w:rPr>
-        <w:t xml:space="preserve">(</w:t>
-      </w:r>
-      <w:r>
-        <w:rPr>
-          <w:rStyle w:val="FunctionTok"/>
-        </w:rPr>
-        <w:t xml:space="preserve">here</w:t>
-      </w:r>
-      <w:r>
-        <w:rPr>
-          <w:rStyle w:val="NormalTok"/>
-        </w:rPr>
-        <w:t xml:space="preserve">(</w:t>
-      </w:r>
-      <w:r>
-        <w:rPr>
-          <w:rStyle w:val="StringTok"/>
-        </w:rPr>
-        <w:t xml:space="preserve">"data"</w:t>
-      </w:r>
-      <w:r>
-        <w:rPr>
-          <w:rStyle w:val="NormalTok"/>
-        </w:rPr>
-        <w:t xml:space="preserve">, </w:t>
-      </w:r>
-      <w:r>
-        <w:rPr>
-          <w:rStyle w:val="StringTok"/>
-        </w:rPr>
-        <w:t xml:space="preserve">"Datos_molec_2020.csv"</w:t>
-      </w:r>
-      <w:r>
-        <w:rPr>
-          <w:rStyle w:val="NormalTok"/>
-        </w:rPr>
-        <w:t xml:space="preserve">))</w:t>
-      </w:r>
-    </w:p>
-    <w:p>
-      <w:pPr>
-        <w:pStyle w:val="SourceCode"/>
-      </w:pPr>
-      <w:r>
-        <w:rPr>
-          <w:rStyle w:val="VerbatimChar"/>
-        </w:rPr>
-        <w:t xml:space="preserve">Warning: One or more parsing issues, call `problems()` on your data frame for details,</w:t>
-      </w:r>
-      <w:r>
-        <w:br/>
-      </w:r>
-      <w:r>
-        <w:rPr>
-          <w:rStyle w:val="VerbatimChar"/>
-        </w:rPr>
-        <w:t xml:space="preserve">e.g.:</w:t>
-      </w:r>
-      <w:r>
-        <w:br/>
-      </w:r>
-      <w:r>
-        <w:rPr>
-          <w:rStyle w:val="VerbatimChar"/>
-        </w:rPr>
-        <w:t xml:space="preserve">  dat &lt;- vroom(...)</w:t>
-      </w:r>
-      <w:r>
-        <w:br/>
-      </w:r>
-      <w:r>
-        <w:rPr>
-          <w:rStyle w:val="VerbatimChar"/>
-        </w:rPr>
-        <w:t xml:space="preserve">  problems(dat)</w:t>
-      </w:r>
-    </w:p>
-    <w:p>
-      <w:pPr>
-        <w:pStyle w:val="SourceCode"/>
-      </w:pPr>
-      <w:r>
-        <w:rPr>
-          <w:rStyle w:val="VerbatimChar"/>
-        </w:rPr>
-        <w:t xml:space="preserve">Rows: 2010 Columns: 108</w:t>
-      </w:r>
-      <w:r>
-        <w:br/>
-      </w:r>
-      <w:r>
-        <w:rPr>
-          <w:rStyle w:val="VerbatimChar"/>
-        </w:rPr>
-        <w:t xml:space="preserve">── Column specification ────────────────────────────────────────────────────────</w:t>
-      </w:r>
-      <w:r>
-        <w:br/>
-      </w:r>
-      <w:r>
-        <w:rPr>
-          <w:rStyle w:val="VerbatimChar"/>
-        </w:rPr>
-        <w:t xml:space="preserve">Delimiter: ","</w:t>
-      </w:r>
-      <w:r>
-        <w:br/>
-      </w:r>
-      <w:r>
-        <w:rPr>
-          <w:rStyle w:val="VerbatimChar"/>
-        </w:rPr>
-        <w:t xml:space="preserve">chr (11): folio, p5_6esp, p6_6esp, p11_6esp, p12_9esp, p15_5esp, p17_6esp, p...</w:t>
-      </w:r>
-      <w:r>
-        <w:br/>
-      </w:r>
-      <w:r>
-        <w:rPr>
-          <w:rStyle w:val="VerbatimChar"/>
-        </w:rPr>
-        <w:t xml:space="preserve">dbl (96): entidad, control, viv_sel, num_hog, hog_mud, n_ren_el, cd, periodo...</w:t>
-      </w:r>
-      <w:r>
-        <w:br/>
-      </w:r>
-      <w:r>
-        <w:rPr>
-          <w:rStyle w:val="VerbatimChar"/>
-        </w:rPr>
-        <w:t xml:space="preserve">lgl  (1): p9_5esp</w:t>
-      </w:r>
-      <w:r>
-        <w:br/>
-      </w:r>
-      <w:r>
-        <w:br/>
-      </w:r>
-      <w:r>
-        <w:rPr>
-          <w:rStyle w:val="VerbatimChar"/>
-        </w:rPr>
-        <w:t xml:space="preserve">ℹ Use `spec()` to retrieve the full column specification for this data.</w:t>
-      </w:r>
-      <w:r>
-        <w:br/>
-      </w:r>
-      <w:r>
-        <w:rPr>
-          <w:rStyle w:val="VerbatimChar"/>
-        </w:rPr>
-        <w:t xml:space="preserve">ℹ Specify the column types or set `show_col_types = FALSE` to quiet this message.</w:t>
-      </w:r>
-    </w:p>
-    <w:p>
-      <w:pPr>
-        <w:pStyle w:val="SourceCode"/>
-      </w:pPr>
-      <w:r>
-        <w:rPr>
-          <w:rStyle w:val="FunctionTok"/>
-        </w:rPr>
-        <w:t xml:space="preserve">str</w:t>
-      </w:r>
-      <w:r>
-        <w:rPr>
-          <w:rStyle w:val="NormalTok"/>
-        </w:rPr>
-        <w:t xml:space="preserve">(M19)</w:t>
       </w:r>
     </w:p>
     <w:p>
@@ -2503,77 +2308,6 @@
       </w:pPr>
       <w:r>
         <w:t xml:space="preserve">Diccionarios</w:t>
-      </w:r>
-    </w:p>
-    <w:p>
-      <w:pPr>
-        <w:pStyle w:val="SourceCode"/>
-      </w:pPr>
-      <w:r>
-        <w:rPr>
-          <w:rStyle w:val="NormalTok"/>
-        </w:rPr>
-        <w:t xml:space="preserve">Dicc19 </w:t>
-      </w:r>
-      <w:r>
-        <w:rPr>
-          <w:rStyle w:val="OtherTok"/>
-        </w:rPr>
-        <w:t xml:space="preserve">&lt;-</w:t>
-      </w:r>
-      <w:r>
-        <w:rPr>
-          <w:rStyle w:val="NormalTok"/>
-        </w:rPr>
-        <w:t xml:space="preserve"> </w:t>
-      </w:r>
-      <w:r>
-        <w:rPr>
-          <w:rStyle w:val="FunctionTok"/>
-        </w:rPr>
-        <w:t xml:space="preserve">read_csv</w:t>
-      </w:r>
-      <w:r>
-        <w:rPr>
-          <w:rStyle w:val="NormalTok"/>
-        </w:rPr>
-        <w:t xml:space="preserve">(</w:t>
-      </w:r>
-      <w:r>
-        <w:rPr>
-          <w:rStyle w:val="FunctionTok"/>
-        </w:rPr>
-        <w:t xml:space="preserve">here</w:t>
-      </w:r>
-      <w:r>
-        <w:rPr>
-          <w:rStyle w:val="NormalTok"/>
-        </w:rPr>
-        <w:t xml:space="preserve">(</w:t>
-      </w:r>
-      <w:r>
-        <w:rPr>
-          <w:rStyle w:val="StringTok"/>
-        </w:rPr>
-        <w:t xml:space="preserve">"data"</w:t>
-      </w:r>
-      <w:r>
-        <w:rPr>
-          <w:rStyle w:val="NormalTok"/>
-        </w:rPr>
-        <w:t xml:space="preserve">, </w:t>
-      </w:r>
-      <w:r>
-        <w:rPr>
-          <w:rStyle w:val="StringTok"/>
-        </w:rPr>
-        <w:t xml:space="preserve">"Diccionario_molec_2019.csv"</w:t>
-      </w:r>
-      <w:r>
-        <w:rPr>
-          <w:rStyle w:val="NormalTok"/>
-        </w:rPr>
-        <w:t xml:space="preserve">))</w:t>
       </w:r>
     </w:p>
     <w:p>
@@ -2668,23 +2402,6 @@
       </w:pPr>
       <w:r>
         <w:rPr>
-          <w:rStyle w:val="FunctionTok"/>
-        </w:rPr>
-        <w:t xml:space="preserve">summary</w:t>
-      </w:r>
-      <w:r>
-        <w:rPr>
-          <w:rStyle w:val="NormalTok"/>
-        </w:rPr>
-        <w:t xml:space="preserve">(M19)</w:t>
-      </w:r>
-    </w:p>
-    <w:p>
-      <w:pPr>
-        <w:pStyle w:val="SourceCode"/>
-      </w:pPr>
-      <w:r>
-        <w:rPr>
           <w:rStyle w:val="VerbatimChar"/>
         </w:rPr>
         <w:t xml:space="preserve">      cd              periodo             folio             entidad         </w:t>
@@ -4370,7 +4087,7 @@
         <w:rPr>
           <w:rStyle w:val="VerbatimChar"/>
         </w:rPr>
-        <w:t xml:space="preserve"> Median :1.000   Median : 16765   Median :1.000   Median :3.000  </w:t>
+        <w:t xml:space="preserve"> Median :1.000   Median : 16764   Median :1.000   Median :3.000  </w:t>
       </w:r>
       <w:r>
         <w:br/>
@@ -4652,98 +4369,6 @@
         <w:t xml:space="preserve">Por ejemplo, si me interesa analizar las variables 3 a 34 (se revisa en la base de datos el número de columna que tiene la variable de interés):</w:t>
       </w:r>
     </w:p>
-    <w:p>
-      <w:pPr>
-        <w:pStyle w:val="SourceCode"/>
-      </w:pPr>
-      <w:r>
-        <w:rPr>
-          <w:rStyle w:val="NormalTok"/>
-        </w:rPr>
-        <w:t xml:space="preserve">M19selec </w:t>
-      </w:r>
-      <w:r>
-        <w:rPr>
-          <w:rStyle w:val="OtherTok"/>
-        </w:rPr>
-        <w:t xml:space="preserve">&lt;-</w:t>
-      </w:r>
-      <w:r>
-        <w:rPr>
-          <w:rStyle w:val="NormalTok"/>
-        </w:rPr>
-        <w:t xml:space="preserve"> M19[</w:t>
-      </w:r>
-      <w:r>
-        <w:rPr>
-          <w:rStyle w:val="DecValTok"/>
-        </w:rPr>
-        <w:t xml:space="preserve">3</w:t>
-      </w:r>
-      <w:r>
-        <w:rPr>
-          <w:rStyle w:val="SpecialCharTok"/>
-        </w:rPr>
-        <w:t xml:space="preserve">:</w:t>
-      </w:r>
-      <w:r>
-        <w:rPr>
-          <w:rStyle w:val="DecValTok"/>
-        </w:rPr>
-        <w:t xml:space="preserve">34</w:t>
-      </w:r>
-      <w:r>
-        <w:rPr>
-          <w:rStyle w:val="NormalTok"/>
-        </w:rPr>
-        <w:t xml:space="preserve">]</w:t>
-      </w:r>
-      <w:r>
-        <w:br/>
-      </w:r>
-      <w:r>
-        <w:rPr>
-          <w:rStyle w:val="NormalTok"/>
-        </w:rPr>
-        <w:t xml:space="preserve">M20selec </w:t>
-      </w:r>
-      <w:r>
-        <w:rPr>
-          <w:rStyle w:val="OtherTok"/>
-        </w:rPr>
-        <w:t xml:space="preserve">&lt;-</w:t>
-      </w:r>
-      <w:r>
-        <w:rPr>
-          <w:rStyle w:val="NormalTok"/>
-        </w:rPr>
-        <w:t xml:space="preserve"> M20[</w:t>
-      </w:r>
-      <w:r>
-        <w:rPr>
-          <w:rStyle w:val="DecValTok"/>
-        </w:rPr>
-        <w:t xml:space="preserve">3</w:t>
-      </w:r>
-      <w:r>
-        <w:rPr>
-          <w:rStyle w:val="SpecialCharTok"/>
-        </w:rPr>
-        <w:t xml:space="preserve">:</w:t>
-      </w:r>
-      <w:r>
-        <w:rPr>
-          <w:rStyle w:val="DecValTok"/>
-        </w:rPr>
-        <w:t xml:space="preserve">34</w:t>
-      </w:r>
-      <w:r>
-        <w:rPr>
-          <w:rStyle w:val="NormalTok"/>
-        </w:rPr>
-        <w:t xml:space="preserve">]</w:t>
-      </w:r>
-    </w:p>
     <w:bookmarkStart w:id="23" w:name="datos-perdidos-o-faltantes"/>
     <w:p>
       <w:pPr>
@@ -4767,23 +4392,6 @@
       </w:pPr>
       <w:r>
         <w:rPr>
-          <w:rStyle w:val="FunctionTok"/>
-        </w:rPr>
-        <w:t xml:space="preserve">summary</w:t>
-      </w:r>
-      <w:r>
-        <w:rPr>
-          <w:rStyle w:val="NormalTok"/>
-        </w:rPr>
-        <w:t xml:space="preserve">(M20selec)</w:t>
-      </w:r>
-    </w:p>
-    <w:p>
-      <w:pPr>
-        <w:pStyle w:val="SourceCode"/>
-      </w:pPr>
-      <w:r>
-        <w:rPr>
           <w:rStyle w:val="VerbatimChar"/>
         </w:rPr>
         <w:t xml:space="preserve">    control         viv_sel         num_hog     hog_mud           n_ren_el     </w:t>
@@ -5370,83 +4978,6 @@
       </w:pPr>
       <w:r>
         <w:t xml:space="preserve">Para calcular el porcentaje de datos faltantes que tiene y que se los vamos a quitar:</w:t>
-      </w:r>
-    </w:p>
-    <w:p>
-      <w:pPr>
-        <w:pStyle w:val="SourceCode"/>
-      </w:pPr>
-      <w:r>
-        <w:rPr>
-          <w:rStyle w:val="FunctionTok"/>
-        </w:rPr>
-        <w:t xml:space="preserve">sum</w:t>
-      </w:r>
-      <w:r>
-        <w:rPr>
-          <w:rStyle w:val="NormalTok"/>
-        </w:rPr>
-        <w:t xml:space="preserve">(</w:t>
-      </w:r>
-      <w:r>
-        <w:rPr>
-          <w:rStyle w:val="FunctionTok"/>
-        </w:rPr>
-        <w:t xml:space="preserve">is.na</w:t>
-      </w:r>
-      <w:r>
-        <w:rPr>
-          <w:rStyle w:val="NormalTok"/>
-        </w:rPr>
-        <w:t xml:space="preserve">(M20selec[, </w:t>
-      </w:r>
-      <w:r>
-        <w:rPr>
-          <w:rStyle w:val="DecValTok"/>
-        </w:rPr>
-        <w:t xml:space="preserve">10</w:t>
-      </w:r>
-      <w:r>
-        <w:rPr>
-          <w:rStyle w:val="NormalTok"/>
-        </w:rPr>
-        <w:t xml:space="preserve">])) </w:t>
-      </w:r>
-      <w:r>
-        <w:rPr>
-          <w:rStyle w:val="SpecialCharTok"/>
-        </w:rPr>
-        <w:t xml:space="preserve">/</w:t>
-      </w:r>
-      <w:r>
-        <w:rPr>
-          <w:rStyle w:val="NormalTok"/>
-        </w:rPr>
-        <w:t xml:space="preserve"> </w:t>
-      </w:r>
-      <w:r>
-        <w:rPr>
-          <w:rStyle w:val="FunctionTok"/>
-        </w:rPr>
-        <w:t xml:space="preserve">length</w:t>
-      </w:r>
-      <w:r>
-        <w:rPr>
-          <w:rStyle w:val="NormalTok"/>
-        </w:rPr>
-        <w:t xml:space="preserve">(M20selec[, </w:t>
-      </w:r>
-      <w:r>
-        <w:rPr>
-          <w:rStyle w:val="DecValTok"/>
-        </w:rPr>
-        <w:t xml:space="preserve">10</w:t>
-      </w:r>
-      <w:r>
-        <w:rPr>
-          <w:rStyle w:val="NormalTok"/>
-        </w:rPr>
-        <w:t xml:space="preserve">])</w:t>
       </w:r>
     </w:p>
     <w:p>
@@ -5468,56 +4999,6 @@
       </w:pPr>
       <w:r>
         <w:t xml:space="preserve">Para quitar los NA’s</w:t>
-      </w:r>
-    </w:p>
-    <w:p>
-      <w:pPr>
-        <w:pStyle w:val="SourceCode"/>
-      </w:pPr>
-      <w:r>
-        <w:rPr>
-          <w:rStyle w:val="NormalTok"/>
-        </w:rPr>
-        <w:t xml:space="preserve">M20selec </w:t>
-      </w:r>
-      <w:r>
-        <w:rPr>
-          <w:rStyle w:val="OtherTok"/>
-        </w:rPr>
-        <w:t xml:space="preserve">&lt;-</w:t>
-      </w:r>
-      <w:r>
-        <w:rPr>
-          <w:rStyle w:val="NormalTok"/>
-        </w:rPr>
-        <w:t xml:space="preserve"> </w:t>
-      </w:r>
-      <w:r>
-        <w:rPr>
-          <w:rStyle w:val="FunctionTok"/>
-        </w:rPr>
-        <w:t xml:space="preserve">na.omit</w:t>
-      </w:r>
-      <w:r>
-        <w:rPr>
-          <w:rStyle w:val="NormalTok"/>
-        </w:rPr>
-        <w:t xml:space="preserve">(M20selec)</w:t>
-      </w:r>
-      <w:r>
-        <w:br/>
-      </w:r>
-      <w:r>
-        <w:rPr>
-          <w:rStyle w:val="FunctionTok"/>
-        </w:rPr>
-        <w:t xml:space="preserve">summary</w:t>
-      </w:r>
-      <w:r>
-        <w:rPr>
-          <w:rStyle w:val="NormalTok"/>
-        </w:rPr>
-        <w:t xml:space="preserve">(M20selec)</w:t>
       </w:r>
     </w:p>
     <w:p>
